--- a/rapports/2026-06-06/EQ8/EQ8_enq2_v2/DR_071202010032/46-68-24-74.docx
+++ b/rapports/2026-06-06/EQ8/EQ8_enq2_v2/DR_071202010032/46-68-24-74.docx
@@ -297,7 +297,7 @@
           <w:color w:val="1F6FEB"/>
           <w:sz w:val="22"/>
         </w:rPr>
-        <w:t>⚠ INCOHÉRENCES À CORRIGER (84)</w:t>
+        <w:t>⚠ INCOHÉRENCES À CORRIGER (81)</w:t>
       </w:r>
     </w:p>
     <w:tbl>
@@ -1205,7 +1205,7 @@
                 <w:i w:val="0"/>
                 <w:sz w:val="17"/>
               </w:rPr>
-              <w:t>Incohérence!!! seulement les écoles privées paient les frais de scolarité (y compris les frais d'inscription).</w:t>
+              <w:t>Incohérence ! ABLAYE DIALLO frequente actuellement 3ème année de Primaire mais dit avoir reçu une bourse de 10000 FCFA.</w:t>
             </w:r>
           </w:p>
         </w:tc>
@@ -1295,7 +1295,7 @@
                 <w:i w:val="0"/>
                 <w:sz w:val="17"/>
               </w:rPr>
-              <w:t>Incohérence ! ABLAYE DIALLO frequente actuellement 3ème année de Primaire mais dit avoir reçu une bourse de 10000 FCFA.</w:t>
+              <w:t>Incohérent!! Le niveau d'instruction déclaré par l'un des enfants () au niveau de la section 1 de SODA NGOM diffère de celui donné par SODA NGOM lui-même qui affirme ne pas avoir frequenté l'école formelle.</w:t>
             </w:r>
           </w:p>
         </w:tc>
@@ -1328,6 +1328,1086 @@
                 <w:i w:val="0"/>
                 <w:sz w:val="16"/>
               </w:rPr>
+              <w:t>S03</w:t>
+              <w:br/>
+            </w:r>
+            <w:r>
+              <w:rPr>
+                <w:b w:val="0"/>
+                <w:i w:val="0"/>
+                <w:color w:val="64748B"/>
+                <w:sz w:val="14"/>
+              </w:rPr>
+              <w:t>Santé</w:t>
+            </w:r>
+          </w:p>
+        </w:tc>
+        <w:tc>
+          <w:tcPr>
+            <w:tcW w:type="dxa" w:w="1531"/>
+          </w:tcPr>
+          <w:p>
+            <w:r>
+              <w:rPr>
+                <w:b/>
+                <w:i w:val="0"/>
+                <w:color w:val="16A34A"/>
+                <w:sz w:val="16"/>
+              </w:rPr>
+              <w:t>s03q14, s03q15, s03q17, s03q18, s03q19, s03q20, s03q21</w:t>
+            </w:r>
+          </w:p>
+        </w:tc>
+        <w:tc>
+          <w:tcPr>
+            <w:tcW w:type="dxa" w:w="1191"/>
+          </w:tcPr>
+          <w:p>
+            <w:r>
+              <w:rPr>
+                <w:b w:val="0"/>
+                <w:i w:val="0"/>
+                <w:color w:val="64748B"/>
+                <w:sz w:val="16"/>
+              </w:rPr>
+              <w:t>GT-CQ</w:t>
+            </w:r>
+          </w:p>
+        </w:tc>
+        <w:tc>
+          <w:tcPr>
+            <w:tcW w:type="dxa" w:w="4706"/>
+          </w:tcPr>
+          <w:p>
+            <w:r>
+              <w:rPr>
+                <w:b w:val="0"/>
+                <w:i w:val="0"/>
+                <w:sz w:val="17"/>
+              </w:rPr>
+              <w:t>Incoherence!!! ABLAYE DIALLO a consulté dans un service de santé ou un guérisseur au cours des 3 derniers mois sans hospitalisation (3.13=Oui) mais la depense liée à cette consultation est nulle 0 ou ne sait pas partout dans les questions (s03q14 s03q15 s03q17 s03q18 s03q19 s03q20 s03q21).</w:t>
+            </w:r>
+          </w:p>
+        </w:tc>
+      </w:tr>
+      <w:tr>
+        <w:tc>
+          <w:tcPr>
+            <w:tcW w:type="dxa" w:w="964"/>
+          </w:tcPr>
+          <w:p>
+            <w:r>
+              <w:rPr>
+                <w:b/>
+                <w:i w:val="0"/>
+                <w:color w:val="DC2626"/>
+                <w:sz w:val="16"/>
+              </w:rPr>
+              <w:t>Haute</w:t>
+            </w:r>
+          </w:p>
+        </w:tc>
+        <w:tc>
+          <w:tcPr>
+            <w:tcW w:type="dxa" w:w="1247"/>
+          </w:tcPr>
+          <w:p>
+            <w:r>
+              <w:rPr>
+                <w:b/>
+                <w:i w:val="0"/>
+                <w:sz w:val="16"/>
+              </w:rPr>
+              <w:t>S03</w:t>
+              <w:br/>
+            </w:r>
+            <w:r>
+              <w:rPr>
+                <w:b w:val="0"/>
+                <w:i w:val="0"/>
+                <w:color w:val="64748B"/>
+                <w:sz w:val="14"/>
+              </w:rPr>
+              <w:t>Santé</w:t>
+            </w:r>
+          </w:p>
+        </w:tc>
+        <w:tc>
+          <w:tcPr>
+            <w:tcW w:type="dxa" w:w="1531"/>
+          </w:tcPr>
+          <w:p>
+            <w:r>
+              <w:rPr>
+                <w:b/>
+                <w:i w:val="0"/>
+                <w:color w:val="16A34A"/>
+                <w:sz w:val="16"/>
+              </w:rPr>
+              <w:t>s03q14, s03q15, s03q17, s03q18, s03q19, s03q20, s03q21</w:t>
+            </w:r>
+          </w:p>
+        </w:tc>
+        <w:tc>
+          <w:tcPr>
+            <w:tcW w:type="dxa" w:w="1191"/>
+          </w:tcPr>
+          <w:p>
+            <w:r>
+              <w:rPr>
+                <w:b w:val="0"/>
+                <w:i w:val="0"/>
+                <w:color w:val="64748B"/>
+                <w:sz w:val="16"/>
+              </w:rPr>
+              <w:t>GT-CQ</w:t>
+            </w:r>
+          </w:p>
+        </w:tc>
+        <w:tc>
+          <w:tcPr>
+            <w:tcW w:type="dxa" w:w="4706"/>
+          </w:tcPr>
+          <w:p>
+            <w:r>
+              <w:rPr>
+                <w:b w:val="0"/>
+                <w:i w:val="0"/>
+                <w:sz w:val="17"/>
+              </w:rPr>
+              <w:t>Incoherence!!! AMETH DIAKHATÉ a consulté dans un service de santé ou un guérisseur au cours des 3 derniers mois sans hospitalisation (3.13=Oui) mais la depense liée à cette consultation est nulle 0 ou ne sait pas partout dans les questions (s03q14 s03q15 s03q17 s03q18 s03q19 s03q20 s03q21).</w:t>
+            </w:r>
+          </w:p>
+        </w:tc>
+      </w:tr>
+      <w:tr>
+        <w:tc>
+          <w:tcPr>
+            <w:tcW w:type="dxa" w:w="964"/>
+          </w:tcPr>
+          <w:p>
+            <w:r>
+              <w:rPr>
+                <w:b/>
+                <w:i w:val="0"/>
+                <w:color w:val="DC2626"/>
+                <w:sz w:val="16"/>
+              </w:rPr>
+              <w:t>Haute</w:t>
+            </w:r>
+          </w:p>
+        </w:tc>
+        <w:tc>
+          <w:tcPr>
+            <w:tcW w:type="dxa" w:w="1247"/>
+          </w:tcPr>
+          <w:p>
+            <w:r>
+              <w:rPr>
+                <w:b/>
+                <w:i w:val="0"/>
+                <w:sz w:val="16"/>
+              </w:rPr>
+              <w:t>S03</w:t>
+              <w:br/>
+            </w:r>
+            <w:r>
+              <w:rPr>
+                <w:b w:val="0"/>
+                <w:i w:val="0"/>
+                <w:color w:val="64748B"/>
+                <w:sz w:val="14"/>
+              </w:rPr>
+              <w:t>Santé</w:t>
+            </w:r>
+          </w:p>
+        </w:tc>
+        <w:tc>
+          <w:tcPr>
+            <w:tcW w:type="dxa" w:w="1531"/>
+          </w:tcPr>
+          <w:p>
+            <w:r>
+              <w:rPr>
+                <w:b/>
+                <w:i w:val="0"/>
+                <w:color w:val="16A34A"/>
+                <w:sz w:val="16"/>
+              </w:rPr>
+              <w:t>s03q14, s03q15, s03q17, s03q18, s03q19, s03q20, s03q21</w:t>
+            </w:r>
+          </w:p>
+        </w:tc>
+        <w:tc>
+          <w:tcPr>
+            <w:tcW w:type="dxa" w:w="1191"/>
+          </w:tcPr>
+          <w:p>
+            <w:r>
+              <w:rPr>
+                <w:b w:val="0"/>
+                <w:i w:val="0"/>
+                <w:color w:val="64748B"/>
+                <w:sz w:val="16"/>
+              </w:rPr>
+              <w:t>GT-CQ</w:t>
+            </w:r>
+          </w:p>
+        </w:tc>
+        <w:tc>
+          <w:tcPr>
+            <w:tcW w:type="dxa" w:w="4706"/>
+          </w:tcPr>
+          <w:p>
+            <w:r>
+              <w:rPr>
+                <w:b w:val="0"/>
+                <w:i w:val="0"/>
+                <w:sz w:val="17"/>
+              </w:rPr>
+              <w:t>Incoherence!!! IBRAHIMA DIALLO a consulté dans un service de santé ou un guérisseur au cours des 3 derniers mois sans hospitalisation (3.13=Oui) mais la depense liée à cette consultation est nulle 0 ou ne sait pas partout dans les questions (s03q14 s03q15 s03q17 s03q18 s03q19 s03q20 s03q21).</w:t>
+            </w:r>
+          </w:p>
+        </w:tc>
+      </w:tr>
+      <w:tr>
+        <w:tc>
+          <w:tcPr>
+            <w:tcW w:type="dxa" w:w="964"/>
+          </w:tcPr>
+          <w:p>
+            <w:r>
+              <w:rPr>
+                <w:b/>
+                <w:i w:val="0"/>
+                <w:color w:val="DC2626"/>
+                <w:sz w:val="16"/>
+              </w:rPr>
+              <w:t>Haute</w:t>
+            </w:r>
+          </w:p>
+        </w:tc>
+        <w:tc>
+          <w:tcPr>
+            <w:tcW w:type="dxa" w:w="1247"/>
+          </w:tcPr>
+          <w:p>
+            <w:r>
+              <w:rPr>
+                <w:b/>
+                <w:i w:val="0"/>
+                <w:sz w:val="16"/>
+              </w:rPr>
+              <w:t>S03</w:t>
+              <w:br/>
+            </w:r>
+            <w:r>
+              <w:rPr>
+                <w:b w:val="0"/>
+                <w:i w:val="0"/>
+                <w:color w:val="64748B"/>
+                <w:sz w:val="14"/>
+              </w:rPr>
+              <w:t>Santé</w:t>
+            </w:r>
+          </w:p>
+        </w:tc>
+        <w:tc>
+          <w:tcPr>
+            <w:tcW w:type="dxa" w:w="1531"/>
+          </w:tcPr>
+          <w:p>
+            <w:r>
+              <w:rPr>
+                <w:b/>
+                <w:i w:val="0"/>
+                <w:color w:val="16A34A"/>
+                <w:sz w:val="16"/>
+              </w:rPr>
+              <w:t>s03q14, s03q15, s03q17, s03q18, s03q19, s03q20, s03q21</w:t>
+            </w:r>
+          </w:p>
+        </w:tc>
+        <w:tc>
+          <w:tcPr>
+            <w:tcW w:type="dxa" w:w="1191"/>
+          </w:tcPr>
+          <w:p>
+            <w:r>
+              <w:rPr>
+                <w:b w:val="0"/>
+                <w:i w:val="0"/>
+                <w:color w:val="64748B"/>
+                <w:sz w:val="16"/>
+              </w:rPr>
+              <w:t>GT-CQ</w:t>
+            </w:r>
+          </w:p>
+        </w:tc>
+        <w:tc>
+          <w:tcPr>
+            <w:tcW w:type="dxa" w:w="4706"/>
+          </w:tcPr>
+          <w:p>
+            <w:r>
+              <w:rPr>
+                <w:b w:val="0"/>
+                <w:i w:val="0"/>
+                <w:sz w:val="17"/>
+              </w:rPr>
+              <w:t>Incoherence!!! SODA NGOM a consulté dans un service de santé ou un guérisseur au cours des 3 derniers mois sans hospitalisation (3.13=Oui) mais la depense liée à cette consultation est nulle 0 ou ne sait pas partout dans les questions (s03q14 s03q15 s03q17 s03q18 s03q19 s03q20 s03q21).</w:t>
+            </w:r>
+          </w:p>
+        </w:tc>
+      </w:tr>
+      <w:tr>
+        <w:tc>
+          <w:tcPr>
+            <w:tcW w:type="dxa" w:w="964"/>
+          </w:tcPr>
+          <w:p>
+            <w:r>
+              <w:rPr>
+                <w:b/>
+                <w:i w:val="0"/>
+                <w:color w:val="DC2626"/>
+                <w:sz w:val="16"/>
+              </w:rPr>
+              <w:t>Haute</w:t>
+            </w:r>
+          </w:p>
+        </w:tc>
+        <w:tc>
+          <w:tcPr>
+            <w:tcW w:type="dxa" w:w="1247"/>
+          </w:tcPr>
+          <w:p>
+            <w:r>
+              <w:rPr>
+                <w:b/>
+                <w:i w:val="0"/>
+                <w:sz w:val="16"/>
+              </w:rPr>
+              <w:t>S16</w:t>
+              <w:br/>
+            </w:r>
+            <w:r>
+              <w:rPr>
+                <w:b w:val="0"/>
+                <w:i w:val="0"/>
+                <w:color w:val="64748B"/>
+                <w:sz w:val="14"/>
+              </w:rPr>
+              <w:t>Agriculture</w:t>
+            </w:r>
+          </w:p>
+        </w:tc>
+        <w:tc>
+          <w:tcPr>
+            <w:tcW w:type="dxa" w:w="1531"/>
+          </w:tcPr>
+          <w:p>
+            <w:r>
+              <w:rPr>
+                <w:b/>
+                <w:i w:val="0"/>
+                <w:color w:val="16A34A"/>
+                <w:sz w:val="16"/>
+              </w:rPr>
+              <w:t>s00q07a, s00q08, s00q10, s00q13_0, s00q15_0, s00q17_0, s00q23a, s00q23b</w:t>
+            </w:r>
+          </w:p>
+        </w:tc>
+        <w:tc>
+          <w:tcPr>
+            <w:tcW w:type="dxa" w:w="1191"/>
+          </w:tcPr>
+          <w:p>
+            <w:r>
+              <w:rPr>
+                <w:b w:val="0"/>
+                <w:i w:val="0"/>
+                <w:color w:val="64748B"/>
+                <w:sz w:val="16"/>
+              </w:rPr>
+              <w:t>GT-CQ</w:t>
+            </w:r>
+          </w:p>
+        </w:tc>
+        <w:tc>
+          <w:tcPr>
+            <w:tcW w:type="dxa" w:w="4706"/>
+          </w:tcPr>
+          <w:p>
+            <w:r>
+              <w:rPr>
+                <w:b w:val="0"/>
+                <w:i w:val="0"/>
+                <w:sz w:val="17"/>
+              </w:rPr>
+              <w:t>La somme des quantités consommées (20 kg), des quantités offertes (0 kg),  des quantités vendus (0 kg) et des quantités en stock (0 kg) depasse la quantité totale (2 kg) que le ménage a eu après la recolte de Mil , prière de corriger cette incoherence.</w:t>
+            </w:r>
+          </w:p>
+        </w:tc>
+      </w:tr>
+      <w:tr>
+        <w:tc>
+          <w:tcPr>
+            <w:tcW w:type="dxa" w:w="964"/>
+          </w:tcPr>
+          <w:p>
+            <w:r>
+              <w:rPr>
+                <w:b/>
+                <w:i w:val="0"/>
+                <w:color w:val="DC2626"/>
+                <w:sz w:val="16"/>
+              </w:rPr>
+              <w:t>Haute</w:t>
+            </w:r>
+          </w:p>
+        </w:tc>
+        <w:tc>
+          <w:tcPr>
+            <w:tcW w:type="dxa" w:w="1247"/>
+          </w:tcPr>
+          <w:p>
+            <w:r>
+              <w:rPr>
+                <w:b/>
+                <w:i w:val="0"/>
+                <w:sz w:val="16"/>
+              </w:rPr>
+              <w:t>S17</w:t>
+              <w:br/>
+            </w:r>
+            <w:r>
+              <w:rPr>
+                <w:b w:val="0"/>
+                <w:i w:val="0"/>
+                <w:color w:val="64748B"/>
+                <w:sz w:val="14"/>
+              </w:rPr>
+              <w:t>Élevage</w:t>
+            </w:r>
+          </w:p>
+        </w:tc>
+        <w:tc>
+          <w:tcPr>
+            <w:tcW w:type="dxa" w:w="1531"/>
+          </w:tcPr>
+          <w:p>
+            <w:r>
+              <w:rPr>
+                <w:b/>
+                <w:i w:val="0"/>
+                <w:color w:val="16A34A"/>
+                <w:sz w:val="16"/>
+              </w:rPr>
+              <w:t>s01q00_0, s00q04, s03q38, s04q21, s04q51, s04q51_unite, s04q44, s04q65</w:t>
+            </w:r>
+          </w:p>
+        </w:tc>
+        <w:tc>
+          <w:tcPr>
+            <w:tcW w:type="dxa" w:w="1191"/>
+          </w:tcPr>
+          <w:p>
+            <w:r>
+              <w:rPr>
+                <w:b w:val="0"/>
+                <w:i w:val="0"/>
+                <w:color w:val="64748B"/>
+                <w:sz w:val="16"/>
+              </w:rPr>
+              <w:t>GT-CQ</w:t>
+            </w:r>
+          </w:p>
+        </w:tc>
+        <w:tc>
+          <w:tcPr>
+            <w:tcW w:type="dxa" w:w="4706"/>
+          </w:tcPr>
+          <w:p>
+            <w:r>
+              <w:rPr>
+                <w:b w:val="0"/>
+                <w:i w:val="0"/>
+                <w:sz w:val="17"/>
+              </w:rPr>
+              <w:t>Incohérence!! Le nombre de Ovins (Moutons) dans le cheptel est inféreur aux nombre qu'appartient aux ménages.</w:t>
+            </w:r>
+          </w:p>
+        </w:tc>
+      </w:tr>
+      <w:tr>
+        <w:tc>
+          <w:tcPr>
+            <w:tcW w:type="dxa" w:w="964"/>
+          </w:tcPr>
+          <w:p>
+            <w:r>
+              <w:rPr>
+                <w:b/>
+                <w:i w:val="0"/>
+                <w:color w:val="DC2626"/>
+                <w:sz w:val="16"/>
+              </w:rPr>
+              <w:t>Haute</w:t>
+            </w:r>
+          </w:p>
+        </w:tc>
+        <w:tc>
+          <w:tcPr>
+            <w:tcW w:type="dxa" w:w="1247"/>
+          </w:tcPr>
+          <w:p>
+            <w:r>
+              <w:rPr>
+                <w:b/>
+                <w:i w:val="0"/>
+                <w:sz w:val="16"/>
+              </w:rPr>
+              <w:t>S19</w:t>
+              <w:br/>
+            </w:r>
+            <w:r>
+              <w:rPr>
+                <w:b w:val="0"/>
+                <w:i w:val="0"/>
+                <w:color w:val="64748B"/>
+                <w:sz w:val="14"/>
+              </w:rPr>
+              <w:t>Entreprises non agricoles</w:t>
+            </w:r>
+          </w:p>
+        </w:tc>
+        <w:tc>
+          <w:tcPr>
+            <w:tcW w:type="dxa" w:w="1531"/>
+          </w:tcPr>
+          <w:p>
+            <w:r>
+              <w:rPr>
+                <w:b/>
+                <w:i w:val="0"/>
+                <w:color w:val="16A34A"/>
+                <w:sz w:val="16"/>
+              </w:rPr>
+              <w:t>s01q02, s02q01__1, s02q02__1, s02q03__1, s02q15, s03q17, s04q28, s04q35d</w:t>
+            </w:r>
+          </w:p>
+        </w:tc>
+        <w:tc>
+          <w:tcPr>
+            <w:tcW w:type="dxa" w:w="1191"/>
+          </w:tcPr>
+          <w:p>
+            <w:r>
+              <w:rPr>
+                <w:b w:val="0"/>
+                <w:i w:val="0"/>
+                <w:color w:val="64748B"/>
+                <w:sz w:val="16"/>
+              </w:rPr>
+              <w:t>GT-CQ</w:t>
+            </w:r>
+          </w:p>
+        </w:tc>
+        <w:tc>
+          <w:tcPr>
+            <w:tcW w:type="dxa" w:w="4706"/>
+          </w:tcPr>
+          <w:p>
+            <w:r>
+              <w:rPr>
+                <w:b w:val="0"/>
+                <w:i w:val="0"/>
+                <w:sz w:val="17"/>
+              </w:rPr>
+              <w:t>Incohérence!! Le prix de revente de Râteau dans cette section 19 ne doit pas être égal 0 même si le ménage l'a reçu en cadeau prière de leurs aider à faire une estimation.</w:t>
+            </w:r>
+          </w:p>
+        </w:tc>
+      </w:tr>
+      <w:tr>
+        <w:tc>
+          <w:tcPr>
+            <w:tcW w:type="dxa" w:w="964"/>
+          </w:tcPr>
+          <w:p>
+            <w:r>
+              <w:rPr>
+                <w:b/>
+                <w:i w:val="0"/>
+                <w:color w:val="EA580C"/>
+                <w:sz w:val="16"/>
+              </w:rPr>
+              <w:t>Moyenne</w:t>
+            </w:r>
+          </w:p>
+        </w:tc>
+        <w:tc>
+          <w:tcPr>
+            <w:tcW w:type="dxa" w:w="1247"/>
+          </w:tcPr>
+          <w:p>
+            <w:r>
+              <w:rPr>
+                <w:b/>
+                <w:i w:val="0"/>
+                <w:sz w:val="16"/>
+              </w:rPr>
+              <w:t>S00</w:t>
+              <w:br/>
+            </w:r>
+            <w:r>
+              <w:rPr>
+                <w:b w:val="0"/>
+                <w:i w:val="0"/>
+                <w:color w:val="64748B"/>
+                <w:sz w:val="14"/>
+              </w:rPr>
+              <w:t>Identification</w:t>
+            </w:r>
+          </w:p>
+        </w:tc>
+        <w:tc>
+          <w:tcPr>
+            <w:tcW w:type="dxa" w:w="1531"/>
+          </w:tcPr>
+          <w:p>
+            <w:r>
+              <w:rPr>
+                <w:b/>
+                <w:i w:val="0"/>
+                <w:color w:val="16A34A"/>
+                <w:sz w:val="16"/>
+              </w:rPr>
+              <w:t>s00q27</w:t>
+            </w:r>
+          </w:p>
+        </w:tc>
+        <w:tc>
+          <w:tcPr>
+            <w:tcW w:type="dxa" w:w="1191"/>
+          </w:tcPr>
+          <w:p>
+            <w:r>
+              <w:rPr>
+                <w:b w:val="0"/>
+                <w:i w:val="0"/>
+                <w:color w:val="64748B"/>
+                <w:sz w:val="16"/>
+              </w:rPr>
+              <w:t>GT-CQ</w:t>
+            </w:r>
+          </w:p>
+        </w:tc>
+        <w:tc>
+          <w:tcPr>
+            <w:tcW w:type="dxa" w:w="4706"/>
+          </w:tcPr>
+          <w:p>
+            <w:r>
+              <w:rPr>
+                <w:b w:val="0"/>
+                <w:i w:val="0"/>
+                <w:sz w:val="17"/>
+              </w:rPr>
+              <w:t>Le questionnaire semble ne pas être complètement fini mais le questionnaire est en statut complet, prière de compléter le questionnaire.</w:t>
+            </w:r>
+          </w:p>
+        </w:tc>
+      </w:tr>
+      <w:tr>
+        <w:tc>
+          <w:tcPr>
+            <w:tcW w:type="dxa" w:w="964"/>
+          </w:tcPr>
+          <w:p>
+            <w:r>
+              <w:rPr>
+                <w:b/>
+                <w:i w:val="0"/>
+                <w:color w:val="EA580C"/>
+                <w:sz w:val="16"/>
+              </w:rPr>
+              <w:t>Moyenne</w:t>
+            </w:r>
+          </w:p>
+        </w:tc>
+        <w:tc>
+          <w:tcPr>
+            <w:tcW w:type="dxa" w:w="1247"/>
+          </w:tcPr>
+          <w:p>
+            <w:r>
+              <w:rPr>
+                <w:b/>
+                <w:i w:val="0"/>
+                <w:sz w:val="16"/>
+              </w:rPr>
+              <w:t>S00</w:t>
+              <w:br/>
+            </w:r>
+            <w:r>
+              <w:rPr>
+                <w:b w:val="0"/>
+                <w:i w:val="0"/>
+                <w:color w:val="64748B"/>
+                <w:sz w:val="14"/>
+              </w:rPr>
+              <w:t>Identification</w:t>
+            </w:r>
+          </w:p>
+        </w:tc>
+        <w:tc>
+          <w:tcPr>
+            <w:tcW w:type="dxa" w:w="1531"/>
+          </w:tcPr>
+          <w:p>
+            <w:r>
+              <w:rPr>
+                <w:b/>
+                <w:i w:val="0"/>
+                <w:color w:val="16A34A"/>
+                <w:sz w:val="16"/>
+              </w:rPr>
+              <w:t>—</w:t>
+            </w:r>
+          </w:p>
+        </w:tc>
+        <w:tc>
+          <w:tcPr>
+            <w:tcW w:type="dxa" w:w="1191"/>
+          </w:tcPr>
+          <w:p>
+            <w:r>
+              <w:rPr>
+                <w:b w:val="0"/>
+                <w:i w:val="0"/>
+                <w:color w:val="64748B"/>
+                <w:sz w:val="16"/>
+              </w:rPr>
+              <w:t>GT-CQ</w:t>
+            </w:r>
+          </w:p>
+        </w:tc>
+        <w:tc>
+          <w:tcPr>
+            <w:tcW w:type="dxa" w:w="4706"/>
+          </w:tcPr>
+          <w:p>
+            <w:r>
+              <w:rPr>
+                <w:b w:val="0"/>
+                <w:i w:val="0"/>
+                <w:sz w:val="17"/>
+              </w:rPr>
+              <w:t>L'adresse ou la localisation du ménage doit être bien renseignée, ne doit pas contenir des numéros de téléphone et elle semble courte pour être une adresse.</w:t>
+            </w:r>
+          </w:p>
+        </w:tc>
+      </w:tr>
+      <w:tr>
+        <w:tc>
+          <w:tcPr>
+            <w:tcW w:type="dxa" w:w="964"/>
+          </w:tcPr>
+          <w:p>
+            <w:r>
+              <w:rPr>
+                <w:b/>
+                <w:i w:val="0"/>
+                <w:color w:val="EA580C"/>
+                <w:sz w:val="16"/>
+              </w:rPr>
+              <w:t>Moyenne</w:t>
+            </w:r>
+          </w:p>
+        </w:tc>
+        <w:tc>
+          <w:tcPr>
+            <w:tcW w:type="dxa" w:w="1247"/>
+          </w:tcPr>
+          <w:p>
+            <w:r>
+              <w:rPr>
+                <w:b/>
+                <w:i w:val="0"/>
+                <w:sz w:val="16"/>
+              </w:rPr>
+              <w:t>S00</w:t>
+              <w:br/>
+            </w:r>
+            <w:r>
+              <w:rPr>
+                <w:b w:val="0"/>
+                <w:i w:val="0"/>
+                <w:color w:val="64748B"/>
+                <w:sz w:val="14"/>
+              </w:rPr>
+              <w:t>Identification</w:t>
+            </w:r>
+          </w:p>
+        </w:tc>
+        <w:tc>
+          <w:tcPr>
+            <w:tcW w:type="dxa" w:w="1531"/>
+          </w:tcPr>
+          <w:p>
+            <w:r>
+              <w:rPr>
+                <w:b/>
+                <w:i w:val="0"/>
+                <w:color w:val="16A34A"/>
+                <w:sz w:val="16"/>
+              </w:rPr>
+              <w:t>—</w:t>
+            </w:r>
+          </w:p>
+        </w:tc>
+        <w:tc>
+          <w:tcPr>
+            <w:tcW w:type="dxa" w:w="1191"/>
+          </w:tcPr>
+          <w:p>
+            <w:r>
+              <w:rPr>
+                <w:b w:val="0"/>
+                <w:i w:val="0"/>
+                <w:color w:val="64748B"/>
+                <w:sz w:val="16"/>
+              </w:rPr>
+              <w:t>GT-CQ</w:t>
+            </w:r>
+          </w:p>
+        </w:tc>
+        <w:tc>
+          <w:tcPr>
+            <w:tcW w:type="dxa" w:w="4706"/>
+          </w:tcPr>
+          <w:p>
+            <w:r>
+              <w:rPr>
+                <w:b w:val="0"/>
+                <w:i w:val="0"/>
+                <w:sz w:val="17"/>
+              </w:rPr>
+              <w:t>Prière de renseigner la bonne adresse.</w:t>
+            </w:r>
+          </w:p>
+        </w:tc>
+      </w:tr>
+      <w:tr>
+        <w:tc>
+          <w:tcPr>
+            <w:tcW w:type="dxa" w:w="964"/>
+          </w:tcPr>
+          <w:p>
+            <w:r>
+              <w:rPr>
+                <w:b/>
+                <w:i w:val="0"/>
+                <w:color w:val="EA580C"/>
+                <w:sz w:val="16"/>
+              </w:rPr>
+              <w:t>Moyenne</w:t>
+            </w:r>
+          </w:p>
+        </w:tc>
+        <w:tc>
+          <w:tcPr>
+            <w:tcW w:type="dxa" w:w="1247"/>
+          </w:tcPr>
+          <w:p>
+            <w:r>
+              <w:rPr>
+                <w:b/>
+                <w:i w:val="0"/>
+                <w:sz w:val="16"/>
+              </w:rPr>
+              <w:t>S01</w:t>
+              <w:br/>
+            </w:r>
+            <w:r>
+              <w:rPr>
+                <w:b w:val="0"/>
+                <w:i w:val="0"/>
+                <w:color w:val="64748B"/>
+                <w:sz w:val="14"/>
+              </w:rPr>
+              <w:t>Démographie</w:t>
+            </w:r>
+          </w:p>
+        </w:tc>
+        <w:tc>
+          <w:tcPr>
+            <w:tcW w:type="dxa" w:w="1531"/>
+          </w:tcPr>
+          <w:p>
+            <w:r>
+              <w:rPr>
+                <w:b/>
+                <w:i w:val="0"/>
+                <w:color w:val="16A34A"/>
+                <w:sz w:val="16"/>
+              </w:rPr>
+              <w:t>—</w:t>
+            </w:r>
+          </w:p>
+        </w:tc>
+        <w:tc>
+          <w:tcPr>
+            <w:tcW w:type="dxa" w:w="1191"/>
+          </w:tcPr>
+          <w:p>
+            <w:r>
+              <w:rPr>
+                <w:b w:val="0"/>
+                <w:i w:val="0"/>
+                <w:color w:val="64748B"/>
+                <w:sz w:val="16"/>
+              </w:rPr>
+              <w:t>GT-CQ</w:t>
+            </w:r>
+          </w:p>
+        </w:tc>
+        <w:tc>
+          <w:tcPr>
+            <w:tcW w:type="dxa" w:w="4706"/>
+          </w:tcPr>
+          <w:p>
+            <w:r>
+              <w:rPr>
+                <w:b w:val="0"/>
+                <w:i w:val="0"/>
+                <w:sz w:val="17"/>
+              </w:rPr>
+              <w:t>Prière de verifier l'information donnée par ABLAYE DIALLO ou corriger au niveau de la section 1.</w:t>
+            </w:r>
+          </w:p>
+        </w:tc>
+      </w:tr>
+      <w:tr>
+        <w:tc>
+          <w:tcPr>
+            <w:tcW w:type="dxa" w:w="964"/>
+          </w:tcPr>
+          <w:p>
+            <w:r>
+              <w:rPr>
+                <w:b/>
+                <w:i w:val="0"/>
+                <w:color w:val="EA580C"/>
+                <w:sz w:val="16"/>
+              </w:rPr>
+              <w:t>Moyenne</w:t>
+            </w:r>
+          </w:p>
+        </w:tc>
+        <w:tc>
+          <w:tcPr>
+            <w:tcW w:type="dxa" w:w="1247"/>
+          </w:tcPr>
+          <w:p>
+            <w:r>
+              <w:rPr>
+                <w:b/>
+                <w:i w:val="0"/>
+                <w:sz w:val="16"/>
+              </w:rPr>
+              <w:t>S01</w:t>
+              <w:br/>
+            </w:r>
+            <w:r>
+              <w:rPr>
+                <w:b w:val="0"/>
+                <w:i w:val="0"/>
+                <w:color w:val="64748B"/>
+                <w:sz w:val="14"/>
+              </w:rPr>
+              <w:t>Démographie</w:t>
+            </w:r>
+          </w:p>
+        </w:tc>
+        <w:tc>
+          <w:tcPr>
+            <w:tcW w:type="dxa" w:w="1531"/>
+          </w:tcPr>
+          <w:p>
+            <w:r>
+              <w:rPr>
+                <w:b/>
+                <w:i w:val="0"/>
+                <w:color w:val="16A34A"/>
+                <w:sz w:val="16"/>
+              </w:rPr>
+              <w:t>—</w:t>
+            </w:r>
+          </w:p>
+        </w:tc>
+        <w:tc>
+          <w:tcPr>
+            <w:tcW w:type="dxa" w:w="1191"/>
+          </w:tcPr>
+          <w:p>
+            <w:r>
+              <w:rPr>
+                <w:b w:val="0"/>
+                <w:i w:val="0"/>
+                <w:color w:val="64748B"/>
+                <w:sz w:val="16"/>
+              </w:rPr>
+              <w:t>GT-CQ</w:t>
+            </w:r>
+          </w:p>
+        </w:tc>
+        <w:tc>
+          <w:tcPr>
+            <w:tcW w:type="dxa" w:w="4706"/>
+          </w:tcPr>
+          <w:p>
+            <w:r>
+              <w:rPr>
+                <w:b w:val="0"/>
+                <w:i w:val="0"/>
+                <w:sz w:val="17"/>
+              </w:rPr>
+              <w:t>Prière de verifier l'information donnée par ASTOU DIALLO ou corriger au niveau de la section 1.</w:t>
+            </w:r>
+          </w:p>
+        </w:tc>
+      </w:tr>
+      <w:tr>
+        <w:tc>
+          <w:tcPr>
+            <w:tcW w:type="dxa" w:w="964"/>
+          </w:tcPr>
+          <w:p>
+            <w:r>
+              <w:rPr>
+                <w:b/>
+                <w:i w:val="0"/>
+                <w:color w:val="EA580C"/>
+                <w:sz w:val="16"/>
+              </w:rPr>
+              <w:t>Moyenne</w:t>
+            </w:r>
+          </w:p>
+        </w:tc>
+        <w:tc>
+          <w:tcPr>
+            <w:tcW w:type="dxa" w:w="1247"/>
+          </w:tcPr>
+          <w:p>
+            <w:r>
+              <w:rPr>
+                <w:b/>
+                <w:i w:val="0"/>
+                <w:sz w:val="16"/>
+              </w:rPr>
               <w:t>S02</w:t>
               <w:br/>
             </w:r>
@@ -1354,7 +2434,7 @@
                 <w:color w:val="16A34A"/>
                 <w:sz w:val="16"/>
               </w:rPr>
-              <w:t>—</w:t>
+              <w:t>s01q63, s00q04, s02q25, s01q00b, s02q17_2, s02q15_2</w:t>
             </w:r>
           </w:p>
         </w:tc>
@@ -1385,7 +2465,7 @@
                 <w:i w:val="0"/>
                 <w:sz w:val="17"/>
               </w:rPr>
-              <w:t>Incohérent!! Le niveau d'instruction déclaré par l'un des enfants () au niveau de la section 1 de SODA NGOM diffère de celui donné par SODA NGOM lui-même qui affirme ne pas avoir frequenté l'école formelle.</w:t>
+              <w:t>Dans les milieux urbains c'est peu probable de voir une école dont les élèves ou étudiants ne dépensent pas en frais d'uniformes, prière de verifier pour ASTOU DIALLO qui fréquente 1ére année de Primaire et corriger ou confirmer avec le QG.</w:t>
             </w:r>
           </w:p>
         </w:tc>
@@ -1400,10 +2480,10 @@
               <w:rPr>
                 <w:b/>
                 <w:i w:val="0"/>
-                <w:color w:val="DC2626"/>
-                <w:sz w:val="16"/>
-              </w:rPr>
-              <w:t>Haute</w:t>
+                <w:color w:val="EA580C"/>
+                <w:sz w:val="16"/>
+              </w:rPr>
+              <w:t>Moyenne</w:t>
             </w:r>
           </w:p>
         </w:tc>
@@ -1418,7 +2498,7 @@
                 <w:i w:val="0"/>
                 <w:sz w:val="16"/>
               </w:rPr>
-              <w:t>S03</w:t>
+              <w:t>S02</w:t>
               <w:br/>
             </w:r>
             <w:r>
@@ -1428,7 +2508,7 @@
                 <w:color w:val="64748B"/>
                 <w:sz w:val="14"/>
               </w:rPr>
-              <w:t>Santé</w:t>
+              <w:t>Éducation</w:t>
             </w:r>
           </w:p>
         </w:tc>
@@ -1444,7 +2524,7 @@
                 <w:color w:val="16A34A"/>
                 <w:sz w:val="16"/>
               </w:rPr>
-              <w:t>s03q14, s03q15, s03q17, s03q18, s03q19, s03q20, s03q21</w:t>
+              <w:t>—</w:t>
             </w:r>
           </w:p>
         </w:tc>
@@ -1475,1357 +2555,7 @@
                 <w:i w:val="0"/>
                 <w:sz w:val="17"/>
               </w:rPr>
-              <w:t>Incoherence!!! ABLAYE DIALLO a consulté dans un service de santé ou un guérisseur au cours des 3 derniers mois sans hospitalisation (3.13=Oui) mais la depense liée à cette consultation est nulle 0 ou ne sait pas partout dans les questions (s03q14 s03q15 s03q17 s03q18 s03q19 s03q20 s03q21).</w:t>
-            </w:r>
-          </w:p>
-        </w:tc>
-      </w:tr>
-      <w:tr>
-        <w:tc>
-          <w:tcPr>
-            <w:tcW w:type="dxa" w:w="964"/>
-          </w:tcPr>
-          <w:p>
-            <w:r>
-              <w:rPr>
-                <w:b/>
-                <w:i w:val="0"/>
-                <w:color w:val="DC2626"/>
-                <w:sz w:val="16"/>
-              </w:rPr>
-              <w:t>Haute</w:t>
-            </w:r>
-          </w:p>
-        </w:tc>
-        <w:tc>
-          <w:tcPr>
-            <w:tcW w:type="dxa" w:w="1247"/>
-          </w:tcPr>
-          <w:p>
-            <w:r>
-              <w:rPr>
-                <w:b/>
-                <w:i w:val="0"/>
-                <w:sz w:val="16"/>
-              </w:rPr>
-              <w:t>S03</w:t>
-              <w:br/>
-            </w:r>
-            <w:r>
-              <w:rPr>
-                <w:b w:val="0"/>
-                <w:i w:val="0"/>
-                <w:color w:val="64748B"/>
-                <w:sz w:val="14"/>
-              </w:rPr>
-              <w:t>Santé</w:t>
-            </w:r>
-          </w:p>
-        </w:tc>
-        <w:tc>
-          <w:tcPr>
-            <w:tcW w:type="dxa" w:w="1531"/>
-          </w:tcPr>
-          <w:p>
-            <w:r>
-              <w:rPr>
-                <w:b/>
-                <w:i w:val="0"/>
-                <w:color w:val="16A34A"/>
-                <w:sz w:val="16"/>
-              </w:rPr>
-              <w:t>s03q14, s03q15, s03q17, s03q18, s03q19, s03q20, s03q21</w:t>
-            </w:r>
-          </w:p>
-        </w:tc>
-        <w:tc>
-          <w:tcPr>
-            <w:tcW w:type="dxa" w:w="1191"/>
-          </w:tcPr>
-          <w:p>
-            <w:r>
-              <w:rPr>
-                <w:b w:val="0"/>
-                <w:i w:val="0"/>
-                <w:color w:val="64748B"/>
-                <w:sz w:val="16"/>
-              </w:rPr>
-              <w:t>GT-CQ</w:t>
-            </w:r>
-          </w:p>
-        </w:tc>
-        <w:tc>
-          <w:tcPr>
-            <w:tcW w:type="dxa" w:w="4706"/>
-          </w:tcPr>
-          <w:p>
-            <w:r>
-              <w:rPr>
-                <w:b w:val="0"/>
-                <w:i w:val="0"/>
-                <w:sz w:val="17"/>
-              </w:rPr>
-              <w:t>Incoherence!!! AMETH DIAKHATÉ a consulté dans un service de santé ou un guérisseur au cours des 3 derniers mois sans hospitalisation (3.13=Oui) mais la depense liée à cette consultation est nulle 0 ou ne sait pas partout dans les questions (s03q14 s03q15 s03q17 s03q18 s03q19 s03q20 s03q21).</w:t>
-            </w:r>
-          </w:p>
-        </w:tc>
-      </w:tr>
-      <w:tr>
-        <w:tc>
-          <w:tcPr>
-            <w:tcW w:type="dxa" w:w="964"/>
-          </w:tcPr>
-          <w:p>
-            <w:r>
-              <w:rPr>
-                <w:b/>
-                <w:i w:val="0"/>
-                <w:color w:val="DC2626"/>
-                <w:sz w:val="16"/>
-              </w:rPr>
-              <w:t>Haute</w:t>
-            </w:r>
-          </w:p>
-        </w:tc>
-        <w:tc>
-          <w:tcPr>
-            <w:tcW w:type="dxa" w:w="1247"/>
-          </w:tcPr>
-          <w:p>
-            <w:r>
-              <w:rPr>
-                <w:b/>
-                <w:i w:val="0"/>
-                <w:sz w:val="16"/>
-              </w:rPr>
-              <w:t>S03</w:t>
-              <w:br/>
-            </w:r>
-            <w:r>
-              <w:rPr>
-                <w:b w:val="0"/>
-                <w:i w:val="0"/>
-                <w:color w:val="64748B"/>
-                <w:sz w:val="14"/>
-              </w:rPr>
-              <w:t>Santé</w:t>
-            </w:r>
-          </w:p>
-        </w:tc>
-        <w:tc>
-          <w:tcPr>
-            <w:tcW w:type="dxa" w:w="1531"/>
-          </w:tcPr>
-          <w:p>
-            <w:r>
-              <w:rPr>
-                <w:b/>
-                <w:i w:val="0"/>
-                <w:color w:val="16A34A"/>
-                <w:sz w:val="16"/>
-              </w:rPr>
-              <w:t>s03q14, s03q15, s03q17, s03q18, s03q19, s03q20, s03q21</w:t>
-            </w:r>
-          </w:p>
-        </w:tc>
-        <w:tc>
-          <w:tcPr>
-            <w:tcW w:type="dxa" w:w="1191"/>
-          </w:tcPr>
-          <w:p>
-            <w:r>
-              <w:rPr>
-                <w:b w:val="0"/>
-                <w:i w:val="0"/>
-                <w:color w:val="64748B"/>
-                <w:sz w:val="16"/>
-              </w:rPr>
-              <w:t>GT-CQ</w:t>
-            </w:r>
-          </w:p>
-        </w:tc>
-        <w:tc>
-          <w:tcPr>
-            <w:tcW w:type="dxa" w:w="4706"/>
-          </w:tcPr>
-          <w:p>
-            <w:r>
-              <w:rPr>
-                <w:b w:val="0"/>
-                <w:i w:val="0"/>
-                <w:sz w:val="17"/>
-              </w:rPr>
-              <w:t>Incoherence!!! IBRAHIMA DIALLO a consulté dans un service de santé ou un guérisseur au cours des 3 derniers mois sans hospitalisation (3.13=Oui) mais la depense liée à cette consultation est nulle 0 ou ne sait pas partout dans les questions (s03q14 s03q15 s03q17 s03q18 s03q19 s03q20 s03q21).</w:t>
-            </w:r>
-          </w:p>
-        </w:tc>
-      </w:tr>
-      <w:tr>
-        <w:tc>
-          <w:tcPr>
-            <w:tcW w:type="dxa" w:w="964"/>
-          </w:tcPr>
-          <w:p>
-            <w:r>
-              <w:rPr>
-                <w:b/>
-                <w:i w:val="0"/>
-                <w:color w:val="DC2626"/>
-                <w:sz w:val="16"/>
-              </w:rPr>
-              <w:t>Haute</w:t>
-            </w:r>
-          </w:p>
-        </w:tc>
-        <w:tc>
-          <w:tcPr>
-            <w:tcW w:type="dxa" w:w="1247"/>
-          </w:tcPr>
-          <w:p>
-            <w:r>
-              <w:rPr>
-                <w:b/>
-                <w:i w:val="0"/>
-                <w:sz w:val="16"/>
-              </w:rPr>
-              <w:t>S03</w:t>
-              <w:br/>
-            </w:r>
-            <w:r>
-              <w:rPr>
-                <w:b w:val="0"/>
-                <w:i w:val="0"/>
-                <w:color w:val="64748B"/>
-                <w:sz w:val="14"/>
-              </w:rPr>
-              <w:t>Santé</w:t>
-            </w:r>
-          </w:p>
-        </w:tc>
-        <w:tc>
-          <w:tcPr>
-            <w:tcW w:type="dxa" w:w="1531"/>
-          </w:tcPr>
-          <w:p>
-            <w:r>
-              <w:rPr>
-                <w:b/>
-                <w:i w:val="0"/>
-                <w:color w:val="16A34A"/>
-                <w:sz w:val="16"/>
-              </w:rPr>
-              <w:t>s03q14, s03q15, s03q17, s03q18, s03q19, s03q20, s03q21</w:t>
-            </w:r>
-          </w:p>
-        </w:tc>
-        <w:tc>
-          <w:tcPr>
-            <w:tcW w:type="dxa" w:w="1191"/>
-          </w:tcPr>
-          <w:p>
-            <w:r>
-              <w:rPr>
-                <w:b w:val="0"/>
-                <w:i w:val="0"/>
-                <w:color w:val="64748B"/>
-                <w:sz w:val="16"/>
-              </w:rPr>
-              <w:t>GT-CQ</w:t>
-            </w:r>
-          </w:p>
-        </w:tc>
-        <w:tc>
-          <w:tcPr>
-            <w:tcW w:type="dxa" w:w="4706"/>
-          </w:tcPr>
-          <w:p>
-            <w:r>
-              <w:rPr>
-                <w:b w:val="0"/>
-                <w:i w:val="0"/>
-                <w:sz w:val="17"/>
-              </w:rPr>
-              <w:t>Incoherence!!! SODA NGOM a consulté dans un service de santé ou un guérisseur au cours des 3 derniers mois sans hospitalisation (3.13=Oui) mais la depense liée à cette consultation est nulle 0 ou ne sait pas partout dans les questions (s03q14 s03q15 s03q17 s03q18 s03q19 s03q20 s03q21).</w:t>
-            </w:r>
-          </w:p>
-        </w:tc>
-      </w:tr>
-      <w:tr>
-        <w:tc>
-          <w:tcPr>
-            <w:tcW w:type="dxa" w:w="964"/>
-          </w:tcPr>
-          <w:p>
-            <w:r>
-              <w:rPr>
-                <w:b/>
-                <w:i w:val="0"/>
-                <w:color w:val="DC2626"/>
-                <w:sz w:val="16"/>
-              </w:rPr>
-              <w:t>Haute</w:t>
-            </w:r>
-          </w:p>
-        </w:tc>
-        <w:tc>
-          <w:tcPr>
-            <w:tcW w:type="dxa" w:w="1247"/>
-          </w:tcPr>
-          <w:p>
-            <w:r>
-              <w:rPr>
-                <w:b/>
-                <w:i w:val="0"/>
-                <w:sz w:val="16"/>
-              </w:rPr>
-              <w:t>S16</w:t>
-              <w:br/>
-            </w:r>
-            <w:r>
-              <w:rPr>
-                <w:b w:val="0"/>
-                <w:i w:val="0"/>
-                <w:color w:val="64748B"/>
-                <w:sz w:val="14"/>
-              </w:rPr>
-              <w:t>Agriculture</w:t>
-            </w:r>
-          </w:p>
-        </w:tc>
-        <w:tc>
-          <w:tcPr>
-            <w:tcW w:type="dxa" w:w="1531"/>
-          </w:tcPr>
-          <w:p>
-            <w:r>
-              <w:rPr>
-                <w:b/>
-                <w:i w:val="0"/>
-                <w:color w:val="16A34A"/>
-                <w:sz w:val="16"/>
-              </w:rPr>
-              <w:t>s00q07a, s00q08, s00q10, s00q13_0, s00q15_0, s00q17_0, s00q23a, s00q23b</w:t>
-            </w:r>
-          </w:p>
-        </w:tc>
-        <w:tc>
-          <w:tcPr>
-            <w:tcW w:type="dxa" w:w="1191"/>
-          </w:tcPr>
-          <w:p>
-            <w:r>
-              <w:rPr>
-                <w:b w:val="0"/>
-                <w:i w:val="0"/>
-                <w:color w:val="64748B"/>
-                <w:sz w:val="16"/>
-              </w:rPr>
-              <w:t>GT-CQ</w:t>
-            </w:r>
-          </w:p>
-        </w:tc>
-        <w:tc>
-          <w:tcPr>
-            <w:tcW w:type="dxa" w:w="4706"/>
-          </w:tcPr>
-          <w:p>
-            <w:r>
-              <w:rPr>
-                <w:b w:val="0"/>
-                <w:i w:val="0"/>
-                <w:sz w:val="17"/>
-              </w:rPr>
-              <w:t>La somme des quantités consommées (20 kg), des quantités offertes (0 kg),  des quantités vendus (0 kg) et des quantités en stock (0 kg) depasse la quantité totale (2 kg) que le ménage a eu après la recolte de Mil , prière de corriger cette incoherence.</w:t>
-            </w:r>
-          </w:p>
-        </w:tc>
-      </w:tr>
-      <w:tr>
-        <w:tc>
-          <w:tcPr>
-            <w:tcW w:type="dxa" w:w="964"/>
-          </w:tcPr>
-          <w:p>
-            <w:r>
-              <w:rPr>
-                <w:b/>
-                <w:i w:val="0"/>
-                <w:color w:val="DC2626"/>
-                <w:sz w:val="16"/>
-              </w:rPr>
-              <w:t>Haute</w:t>
-            </w:r>
-          </w:p>
-        </w:tc>
-        <w:tc>
-          <w:tcPr>
-            <w:tcW w:type="dxa" w:w="1247"/>
-          </w:tcPr>
-          <w:p>
-            <w:r>
-              <w:rPr>
-                <w:b/>
-                <w:i w:val="0"/>
-                <w:sz w:val="16"/>
-              </w:rPr>
-              <w:t>S17</w:t>
-              <w:br/>
-            </w:r>
-            <w:r>
-              <w:rPr>
-                <w:b w:val="0"/>
-                <w:i w:val="0"/>
-                <w:color w:val="64748B"/>
-                <w:sz w:val="14"/>
-              </w:rPr>
-              <w:t>Élevage</w:t>
-            </w:r>
-          </w:p>
-        </w:tc>
-        <w:tc>
-          <w:tcPr>
-            <w:tcW w:type="dxa" w:w="1531"/>
-          </w:tcPr>
-          <w:p>
-            <w:r>
-              <w:rPr>
-                <w:b/>
-                <w:i w:val="0"/>
-                <w:color w:val="16A34A"/>
-                <w:sz w:val="16"/>
-              </w:rPr>
-              <w:t>s01q00_0, s00q04, s03q38, s04q21, s04q51, s04q51_unite, s04q44, s04q65</w:t>
-            </w:r>
-          </w:p>
-        </w:tc>
-        <w:tc>
-          <w:tcPr>
-            <w:tcW w:type="dxa" w:w="1191"/>
-          </w:tcPr>
-          <w:p>
-            <w:r>
-              <w:rPr>
-                <w:b w:val="0"/>
-                <w:i w:val="0"/>
-                <w:color w:val="64748B"/>
-                <w:sz w:val="16"/>
-              </w:rPr>
-              <w:t>GT-CQ</w:t>
-            </w:r>
-          </w:p>
-        </w:tc>
-        <w:tc>
-          <w:tcPr>
-            <w:tcW w:type="dxa" w:w="4706"/>
-          </w:tcPr>
-          <w:p>
-            <w:r>
-              <w:rPr>
-                <w:b w:val="0"/>
-                <w:i w:val="0"/>
-                <w:sz w:val="17"/>
-              </w:rPr>
-              <w:t>Incohérence!! Le nombre de Ovins (Moutons) dans le cheptel est inféreur aux nombre qu'appartient aux ménages.</w:t>
-            </w:r>
-          </w:p>
-        </w:tc>
-      </w:tr>
-      <w:tr>
-        <w:tc>
-          <w:tcPr>
-            <w:tcW w:type="dxa" w:w="964"/>
-          </w:tcPr>
-          <w:p>
-            <w:r>
-              <w:rPr>
-                <w:b/>
-                <w:i w:val="0"/>
-                <w:color w:val="DC2626"/>
-                <w:sz w:val="16"/>
-              </w:rPr>
-              <w:t>Haute</w:t>
-            </w:r>
-          </w:p>
-        </w:tc>
-        <w:tc>
-          <w:tcPr>
-            <w:tcW w:type="dxa" w:w="1247"/>
-          </w:tcPr>
-          <w:p>
-            <w:r>
-              <w:rPr>
-                <w:b/>
-                <w:i w:val="0"/>
-                <w:sz w:val="16"/>
-              </w:rPr>
-              <w:t>S19</w:t>
-              <w:br/>
-            </w:r>
-            <w:r>
-              <w:rPr>
-                <w:b w:val="0"/>
-                <w:i w:val="0"/>
-                <w:color w:val="64748B"/>
-                <w:sz w:val="14"/>
-              </w:rPr>
-              <w:t>Entreprises non agricoles</w:t>
-            </w:r>
-          </w:p>
-        </w:tc>
-        <w:tc>
-          <w:tcPr>
-            <w:tcW w:type="dxa" w:w="1531"/>
-          </w:tcPr>
-          <w:p>
-            <w:r>
-              <w:rPr>
-                <w:b/>
-                <w:i w:val="0"/>
-                <w:color w:val="16A34A"/>
-                <w:sz w:val="16"/>
-              </w:rPr>
-              <w:t>s01q02, s02q01__1, s02q02__1, s02q03__1, s02q15, s03q17, s04q28, s04q35d</w:t>
-            </w:r>
-          </w:p>
-        </w:tc>
-        <w:tc>
-          <w:tcPr>
-            <w:tcW w:type="dxa" w:w="1191"/>
-          </w:tcPr>
-          <w:p>
-            <w:r>
-              <w:rPr>
-                <w:b w:val="0"/>
-                <w:i w:val="0"/>
-                <w:color w:val="64748B"/>
-                <w:sz w:val="16"/>
-              </w:rPr>
-              <w:t>GT-CQ</w:t>
-            </w:r>
-          </w:p>
-        </w:tc>
-        <w:tc>
-          <w:tcPr>
-            <w:tcW w:type="dxa" w:w="4706"/>
-          </w:tcPr>
-          <w:p>
-            <w:r>
-              <w:rPr>
-                <w:b w:val="0"/>
-                <w:i w:val="0"/>
-                <w:sz w:val="17"/>
-              </w:rPr>
-              <w:t>Incohérence!! Le prix de revente de Râteau dans cette section 19 ne doit pas être égal 0 même si le ménage l'a reçu en cadeau prière de leurs aider à faire une estimation.</w:t>
-            </w:r>
-          </w:p>
-        </w:tc>
-      </w:tr>
-      <w:tr>
-        <w:tc>
-          <w:tcPr>
-            <w:tcW w:type="dxa" w:w="964"/>
-          </w:tcPr>
-          <w:p>
-            <w:r>
-              <w:rPr>
-                <w:b/>
-                <w:i w:val="0"/>
-                <w:color w:val="EA580C"/>
-                <w:sz w:val="16"/>
-              </w:rPr>
-              <w:t>Moyenne</w:t>
-            </w:r>
-          </w:p>
-        </w:tc>
-        <w:tc>
-          <w:tcPr>
-            <w:tcW w:type="dxa" w:w="1247"/>
-          </w:tcPr>
-          <w:p>
-            <w:r>
-              <w:rPr>
-                <w:b/>
-                <w:i w:val="0"/>
-                <w:sz w:val="16"/>
-              </w:rPr>
-              <w:t>S00</w:t>
-              <w:br/>
-            </w:r>
-            <w:r>
-              <w:rPr>
-                <w:b w:val="0"/>
-                <w:i w:val="0"/>
-                <w:color w:val="64748B"/>
-                <w:sz w:val="14"/>
-              </w:rPr>
-              <w:t>Identification</w:t>
-            </w:r>
-          </w:p>
-        </w:tc>
-        <w:tc>
-          <w:tcPr>
-            <w:tcW w:type="dxa" w:w="1531"/>
-          </w:tcPr>
-          <w:p>
-            <w:r>
-              <w:rPr>
-                <w:b/>
-                <w:i w:val="0"/>
-                <w:color w:val="16A34A"/>
-                <w:sz w:val="16"/>
-              </w:rPr>
-              <w:t>s00q27</w:t>
-            </w:r>
-          </w:p>
-        </w:tc>
-        <w:tc>
-          <w:tcPr>
-            <w:tcW w:type="dxa" w:w="1191"/>
-          </w:tcPr>
-          <w:p>
-            <w:r>
-              <w:rPr>
-                <w:b w:val="0"/>
-                <w:i w:val="0"/>
-                <w:color w:val="64748B"/>
-                <w:sz w:val="16"/>
-              </w:rPr>
-              <w:t>GT-CQ</w:t>
-            </w:r>
-          </w:p>
-        </w:tc>
-        <w:tc>
-          <w:tcPr>
-            <w:tcW w:type="dxa" w:w="4706"/>
-          </w:tcPr>
-          <w:p>
-            <w:r>
-              <w:rPr>
-                <w:b w:val="0"/>
-                <w:i w:val="0"/>
-                <w:sz w:val="17"/>
-              </w:rPr>
-              <w:t>Le questionnaire semble ne pas être complètement fini mais le questionnaire est en statut complet, prière de compléter le questionnaire.</w:t>
-            </w:r>
-          </w:p>
-        </w:tc>
-      </w:tr>
-      <w:tr>
-        <w:tc>
-          <w:tcPr>
-            <w:tcW w:type="dxa" w:w="964"/>
-          </w:tcPr>
-          <w:p>
-            <w:r>
-              <w:rPr>
-                <w:b/>
-                <w:i w:val="0"/>
-                <w:color w:val="EA580C"/>
-                <w:sz w:val="16"/>
-              </w:rPr>
-              <w:t>Moyenne</w:t>
-            </w:r>
-          </w:p>
-        </w:tc>
-        <w:tc>
-          <w:tcPr>
-            <w:tcW w:type="dxa" w:w="1247"/>
-          </w:tcPr>
-          <w:p>
-            <w:r>
-              <w:rPr>
-                <w:b/>
-                <w:i w:val="0"/>
-                <w:sz w:val="16"/>
-              </w:rPr>
-              <w:t>S00</w:t>
-              <w:br/>
-            </w:r>
-            <w:r>
-              <w:rPr>
-                <w:b w:val="0"/>
-                <w:i w:val="0"/>
-                <w:color w:val="64748B"/>
-                <w:sz w:val="14"/>
-              </w:rPr>
-              <w:t>Identification</w:t>
-            </w:r>
-          </w:p>
-        </w:tc>
-        <w:tc>
-          <w:tcPr>
-            <w:tcW w:type="dxa" w:w="1531"/>
-          </w:tcPr>
-          <w:p>
-            <w:r>
-              <w:rPr>
-                <w:b/>
-                <w:i w:val="0"/>
-                <w:color w:val="16A34A"/>
-                <w:sz w:val="16"/>
-              </w:rPr>
-              <w:t>—</w:t>
-            </w:r>
-          </w:p>
-        </w:tc>
-        <w:tc>
-          <w:tcPr>
-            <w:tcW w:type="dxa" w:w="1191"/>
-          </w:tcPr>
-          <w:p>
-            <w:r>
-              <w:rPr>
-                <w:b w:val="0"/>
-                <w:i w:val="0"/>
-                <w:color w:val="64748B"/>
-                <w:sz w:val="16"/>
-              </w:rPr>
-              <w:t>GT-CQ</w:t>
-            </w:r>
-          </w:p>
-        </w:tc>
-        <w:tc>
-          <w:tcPr>
-            <w:tcW w:type="dxa" w:w="4706"/>
-          </w:tcPr>
-          <w:p>
-            <w:r>
-              <w:rPr>
-                <w:b w:val="0"/>
-                <w:i w:val="0"/>
-                <w:sz w:val="17"/>
-              </w:rPr>
-              <w:t>L'adresse ou la localisation du ménage doit être bien renseignée, ne doit pas contenir des numéros de téléphone et elle semble courte pour être une adresse.</w:t>
-            </w:r>
-          </w:p>
-        </w:tc>
-      </w:tr>
-      <w:tr>
-        <w:tc>
-          <w:tcPr>
-            <w:tcW w:type="dxa" w:w="964"/>
-          </w:tcPr>
-          <w:p>
-            <w:r>
-              <w:rPr>
-                <w:b/>
-                <w:i w:val="0"/>
-                <w:color w:val="EA580C"/>
-                <w:sz w:val="16"/>
-              </w:rPr>
-              <w:t>Moyenne</w:t>
-            </w:r>
-          </w:p>
-        </w:tc>
-        <w:tc>
-          <w:tcPr>
-            <w:tcW w:type="dxa" w:w="1247"/>
-          </w:tcPr>
-          <w:p>
-            <w:r>
-              <w:rPr>
-                <w:b/>
-                <w:i w:val="0"/>
-                <w:sz w:val="16"/>
-              </w:rPr>
-              <w:t>S00</w:t>
-              <w:br/>
-            </w:r>
-            <w:r>
-              <w:rPr>
-                <w:b w:val="0"/>
-                <w:i w:val="0"/>
-                <w:color w:val="64748B"/>
-                <w:sz w:val="14"/>
-              </w:rPr>
-              <w:t>Identification</w:t>
-            </w:r>
-          </w:p>
-        </w:tc>
-        <w:tc>
-          <w:tcPr>
-            <w:tcW w:type="dxa" w:w="1531"/>
-          </w:tcPr>
-          <w:p>
-            <w:r>
-              <w:rPr>
-                <w:b/>
-                <w:i w:val="0"/>
-                <w:color w:val="16A34A"/>
-                <w:sz w:val="16"/>
-              </w:rPr>
-              <w:t>—</w:t>
-            </w:r>
-          </w:p>
-        </w:tc>
-        <w:tc>
-          <w:tcPr>
-            <w:tcW w:type="dxa" w:w="1191"/>
-          </w:tcPr>
-          <w:p>
-            <w:r>
-              <w:rPr>
-                <w:b w:val="0"/>
-                <w:i w:val="0"/>
-                <w:color w:val="64748B"/>
-                <w:sz w:val="16"/>
-              </w:rPr>
-              <w:t>GT-CQ</w:t>
-            </w:r>
-          </w:p>
-        </w:tc>
-        <w:tc>
-          <w:tcPr>
-            <w:tcW w:type="dxa" w:w="4706"/>
-          </w:tcPr>
-          <w:p>
-            <w:r>
-              <w:rPr>
-                <w:b w:val="0"/>
-                <w:i w:val="0"/>
-                <w:sz w:val="17"/>
-              </w:rPr>
-              <w:t>Prière de renseigner la bonne adresse.</w:t>
-            </w:r>
-          </w:p>
-        </w:tc>
-      </w:tr>
-      <w:tr>
-        <w:tc>
-          <w:tcPr>
-            <w:tcW w:type="dxa" w:w="964"/>
-          </w:tcPr>
-          <w:p>
-            <w:r>
-              <w:rPr>
-                <w:b/>
-                <w:i w:val="0"/>
-                <w:color w:val="EA580C"/>
-                <w:sz w:val="16"/>
-              </w:rPr>
-              <w:t>Moyenne</w:t>
-            </w:r>
-          </w:p>
-        </w:tc>
-        <w:tc>
-          <w:tcPr>
-            <w:tcW w:type="dxa" w:w="1247"/>
-          </w:tcPr>
-          <w:p>
-            <w:r>
-              <w:rPr>
-                <w:b/>
-                <w:i w:val="0"/>
-                <w:sz w:val="16"/>
-              </w:rPr>
-              <w:t>S01</w:t>
-              <w:br/>
-            </w:r>
-            <w:r>
-              <w:rPr>
-                <w:b w:val="0"/>
-                <w:i w:val="0"/>
-                <w:color w:val="64748B"/>
-                <w:sz w:val="14"/>
-              </w:rPr>
-              <w:t>Démographie</w:t>
-            </w:r>
-          </w:p>
-        </w:tc>
-        <w:tc>
-          <w:tcPr>
-            <w:tcW w:type="dxa" w:w="1531"/>
-          </w:tcPr>
-          <w:p>
-            <w:r>
-              <w:rPr>
-                <w:b/>
-                <w:i w:val="0"/>
-                <w:color w:val="16A34A"/>
-                <w:sz w:val="16"/>
-              </w:rPr>
-              <w:t>—</w:t>
-            </w:r>
-          </w:p>
-        </w:tc>
-        <w:tc>
-          <w:tcPr>
-            <w:tcW w:type="dxa" w:w="1191"/>
-          </w:tcPr>
-          <w:p>
-            <w:r>
-              <w:rPr>
-                <w:b w:val="0"/>
-                <w:i w:val="0"/>
-                <w:color w:val="64748B"/>
-                <w:sz w:val="16"/>
-              </w:rPr>
-              <w:t>GT-CQ</w:t>
-            </w:r>
-          </w:p>
-        </w:tc>
-        <w:tc>
-          <w:tcPr>
-            <w:tcW w:type="dxa" w:w="4706"/>
-          </w:tcPr>
-          <w:p>
-            <w:r>
-              <w:rPr>
-                <w:b w:val="0"/>
-                <w:i w:val="0"/>
-                <w:sz w:val="17"/>
-              </w:rPr>
-              <w:t>Prière de verifier l'information donnée par ABLAYE DIALLO ou corriger au niveau de la section 1.</w:t>
-            </w:r>
-          </w:p>
-        </w:tc>
-      </w:tr>
-      <w:tr>
-        <w:tc>
-          <w:tcPr>
-            <w:tcW w:type="dxa" w:w="964"/>
-          </w:tcPr>
-          <w:p>
-            <w:r>
-              <w:rPr>
-                <w:b/>
-                <w:i w:val="0"/>
-                <w:color w:val="EA580C"/>
-                <w:sz w:val="16"/>
-              </w:rPr>
-              <w:t>Moyenne</w:t>
-            </w:r>
-          </w:p>
-        </w:tc>
-        <w:tc>
-          <w:tcPr>
-            <w:tcW w:type="dxa" w:w="1247"/>
-          </w:tcPr>
-          <w:p>
-            <w:r>
-              <w:rPr>
-                <w:b/>
-                <w:i w:val="0"/>
-                <w:sz w:val="16"/>
-              </w:rPr>
-              <w:t>S01</w:t>
-              <w:br/>
-            </w:r>
-            <w:r>
-              <w:rPr>
-                <w:b w:val="0"/>
-                <w:i w:val="0"/>
-                <w:color w:val="64748B"/>
-                <w:sz w:val="14"/>
-              </w:rPr>
-              <w:t>Démographie</w:t>
-            </w:r>
-          </w:p>
-        </w:tc>
-        <w:tc>
-          <w:tcPr>
-            <w:tcW w:type="dxa" w:w="1531"/>
-          </w:tcPr>
-          <w:p>
-            <w:r>
-              <w:rPr>
-                <w:b/>
-                <w:i w:val="0"/>
-                <w:color w:val="16A34A"/>
-                <w:sz w:val="16"/>
-              </w:rPr>
-              <w:t>—</w:t>
-            </w:r>
-          </w:p>
-        </w:tc>
-        <w:tc>
-          <w:tcPr>
-            <w:tcW w:type="dxa" w:w="1191"/>
-          </w:tcPr>
-          <w:p>
-            <w:r>
-              <w:rPr>
-                <w:b w:val="0"/>
-                <w:i w:val="0"/>
-                <w:color w:val="64748B"/>
-                <w:sz w:val="16"/>
-              </w:rPr>
-              <w:t>GT-CQ</w:t>
-            </w:r>
-          </w:p>
-        </w:tc>
-        <w:tc>
-          <w:tcPr>
-            <w:tcW w:type="dxa" w:w="4706"/>
-          </w:tcPr>
-          <w:p>
-            <w:r>
-              <w:rPr>
-                <w:b w:val="0"/>
-                <w:i w:val="0"/>
-                <w:sz w:val="17"/>
-              </w:rPr>
-              <w:t>Prière de verifier l'information donnée par ASTOU DIALLO ou corriger au niveau de la section 1.</w:t>
-            </w:r>
-          </w:p>
-        </w:tc>
-      </w:tr>
-      <w:tr>
-        <w:tc>
-          <w:tcPr>
-            <w:tcW w:type="dxa" w:w="964"/>
-          </w:tcPr>
-          <w:p>
-            <w:r>
-              <w:rPr>
-                <w:b/>
-                <w:i w:val="0"/>
-                <w:color w:val="EA580C"/>
-                <w:sz w:val="16"/>
-              </w:rPr>
-              <w:t>Moyenne</w:t>
-            </w:r>
-          </w:p>
-        </w:tc>
-        <w:tc>
-          <w:tcPr>
-            <w:tcW w:type="dxa" w:w="1247"/>
-          </w:tcPr>
-          <w:p>
-            <w:r>
-              <w:rPr>
-                <w:b/>
-                <w:i w:val="0"/>
-                <w:sz w:val="16"/>
-              </w:rPr>
-              <w:t>S02</w:t>
-              <w:br/>
-            </w:r>
-            <w:r>
-              <w:rPr>
-                <w:b w:val="0"/>
-                <w:i w:val="0"/>
-                <w:color w:val="64748B"/>
-                <w:sz w:val="14"/>
-              </w:rPr>
-              <w:t>Éducation</w:t>
-            </w:r>
-          </w:p>
-        </w:tc>
-        <w:tc>
-          <w:tcPr>
-            <w:tcW w:type="dxa" w:w="1531"/>
-          </w:tcPr>
-          <w:p>
-            <w:r>
-              <w:rPr>
-                <w:b/>
-                <w:i w:val="0"/>
-                <w:color w:val="16A34A"/>
-                <w:sz w:val="16"/>
-              </w:rPr>
-              <w:t>—</w:t>
-            </w:r>
-          </w:p>
-        </w:tc>
-        <w:tc>
-          <w:tcPr>
-            <w:tcW w:type="dxa" w:w="1191"/>
-          </w:tcPr>
-          <w:p>
-            <w:r>
-              <w:rPr>
-                <w:b w:val="0"/>
-                <w:i w:val="0"/>
-                <w:color w:val="64748B"/>
-                <w:sz w:val="16"/>
-              </w:rPr>
-              <w:t>GT-CQ</w:t>
-            </w:r>
-          </w:p>
-        </w:tc>
-        <w:tc>
-          <w:tcPr>
-            <w:tcW w:type="dxa" w:w="4706"/>
-          </w:tcPr>
-          <w:p>
-            <w:r>
-              <w:rPr>
-                <w:b w:val="0"/>
-                <w:i w:val="0"/>
-                <w:sz w:val="17"/>
-              </w:rPr>
-              <w:t>veuillez, s'il vous plait, confirmer les frais de scolarité ( 1500 FCFA) payée de ABLAYE DIALLO avec le QG ou apporter les corrections nécessaires.</w:t>
-            </w:r>
-          </w:p>
-        </w:tc>
-      </w:tr>
-      <w:tr>
-        <w:tc>
-          <w:tcPr>
-            <w:tcW w:type="dxa" w:w="964"/>
-          </w:tcPr>
-          <w:p>
-            <w:r>
-              <w:rPr>
-                <w:b/>
-                <w:i w:val="0"/>
-                <w:color w:val="EA580C"/>
-                <w:sz w:val="16"/>
-              </w:rPr>
-              <w:t>Moyenne</w:t>
-            </w:r>
-          </w:p>
-        </w:tc>
-        <w:tc>
-          <w:tcPr>
-            <w:tcW w:type="dxa" w:w="1247"/>
-          </w:tcPr>
-          <w:p>
-            <w:r>
-              <w:rPr>
-                <w:b/>
-                <w:i w:val="0"/>
-                <w:sz w:val="16"/>
-              </w:rPr>
-              <w:t>S02</w:t>
-              <w:br/>
-            </w:r>
-            <w:r>
-              <w:rPr>
-                <w:b w:val="0"/>
-                <w:i w:val="0"/>
-                <w:color w:val="64748B"/>
-                <w:sz w:val="14"/>
-              </w:rPr>
-              <w:t>Éducation</w:t>
-            </w:r>
-          </w:p>
-        </w:tc>
-        <w:tc>
-          <w:tcPr>
-            <w:tcW w:type="dxa" w:w="1531"/>
-          </w:tcPr>
-          <w:p>
-            <w:r>
-              <w:rPr>
-                <w:b/>
-                <w:i w:val="0"/>
-                <w:color w:val="16A34A"/>
-                <w:sz w:val="16"/>
-              </w:rPr>
-              <w:t>—</w:t>
-            </w:r>
-          </w:p>
-        </w:tc>
-        <w:tc>
-          <w:tcPr>
-            <w:tcW w:type="dxa" w:w="1191"/>
-          </w:tcPr>
-          <w:p>
-            <w:r>
-              <w:rPr>
-                <w:b w:val="0"/>
-                <w:i w:val="0"/>
-                <w:color w:val="64748B"/>
-                <w:sz w:val="16"/>
-              </w:rPr>
-              <w:t>GT-CQ</w:t>
-            </w:r>
-          </w:p>
-        </w:tc>
-        <w:tc>
-          <w:tcPr>
-            <w:tcW w:type="dxa" w:w="4706"/>
-          </w:tcPr>
-          <w:p>
-            <w:r>
-              <w:rPr>
-                <w:b w:val="0"/>
-                <w:i w:val="0"/>
-                <w:sz w:val="17"/>
-              </w:rPr>
               <w:t>Prière de corriger ou confirmer cette information avec le QG.</w:t>
-            </w:r>
-          </w:p>
-        </w:tc>
-      </w:tr>
-      <w:tr>
-        <w:tc>
-          <w:tcPr>
-            <w:tcW w:type="dxa" w:w="964"/>
-          </w:tcPr>
-          <w:p>
-            <w:r>
-              <w:rPr>
-                <w:b/>
-                <w:i w:val="0"/>
-                <w:color w:val="EA580C"/>
-                <w:sz w:val="16"/>
-              </w:rPr>
-              <w:t>Moyenne</w:t>
-            </w:r>
-          </w:p>
-        </w:tc>
-        <w:tc>
-          <w:tcPr>
-            <w:tcW w:type="dxa" w:w="1247"/>
-          </w:tcPr>
-          <w:p>
-            <w:r>
-              <w:rPr>
-                <w:b/>
-                <w:i w:val="0"/>
-                <w:sz w:val="16"/>
-              </w:rPr>
-              <w:t>S02</w:t>
-              <w:br/>
-            </w:r>
-            <w:r>
-              <w:rPr>
-                <w:b w:val="0"/>
-                <w:i w:val="0"/>
-                <w:color w:val="64748B"/>
-                <w:sz w:val="14"/>
-              </w:rPr>
-              <w:t>Éducation</w:t>
-            </w:r>
-          </w:p>
-        </w:tc>
-        <w:tc>
-          <w:tcPr>
-            <w:tcW w:type="dxa" w:w="1531"/>
-          </w:tcPr>
-          <w:p>
-            <w:r>
-              <w:rPr>
-                <w:b/>
-                <w:i w:val="0"/>
-                <w:color w:val="16A34A"/>
-                <w:sz w:val="16"/>
-              </w:rPr>
-              <w:t>—</w:t>
-            </w:r>
-          </w:p>
-        </w:tc>
-        <w:tc>
-          <w:tcPr>
-            <w:tcW w:type="dxa" w:w="1191"/>
-          </w:tcPr>
-          <w:p>
-            <w:r>
-              <w:rPr>
-                <w:b w:val="0"/>
-                <w:i w:val="0"/>
-                <w:color w:val="64748B"/>
-                <w:sz w:val="16"/>
-              </w:rPr>
-              <w:t>GT-CQ</w:t>
-            </w:r>
-          </w:p>
-        </w:tc>
-        <w:tc>
-          <w:tcPr>
-            <w:tcW w:type="dxa" w:w="4706"/>
-          </w:tcPr>
-          <w:p>
-            <w:r>
-              <w:rPr>
-                <w:b w:val="0"/>
-                <w:i w:val="0"/>
-                <w:sz w:val="17"/>
-              </w:rPr>
-              <w:t>veuillez, s'il vous plait, confirmer les frais de scolarité ( 1500 FCFA) payée de ASTOU DIALLO avec le QG ou apporter les corrections nécessaires.</w:t>
-            </w:r>
-          </w:p>
-        </w:tc>
-      </w:tr>
-      <w:tr>
-        <w:tc>
-          <w:tcPr>
-            <w:tcW w:type="dxa" w:w="964"/>
-          </w:tcPr>
-          <w:p>
-            <w:r>
-              <w:rPr>
-                <w:b/>
-                <w:i w:val="0"/>
-                <w:color w:val="EA580C"/>
-                <w:sz w:val="16"/>
-              </w:rPr>
-              <w:t>Moyenne</w:t>
-            </w:r>
-          </w:p>
-        </w:tc>
-        <w:tc>
-          <w:tcPr>
-            <w:tcW w:type="dxa" w:w="1247"/>
-          </w:tcPr>
-          <w:p>
-            <w:r>
-              <w:rPr>
-                <w:b/>
-                <w:i w:val="0"/>
-                <w:sz w:val="16"/>
-              </w:rPr>
-              <w:t>S02</w:t>
-              <w:br/>
-            </w:r>
-            <w:r>
-              <w:rPr>
-                <w:b w:val="0"/>
-                <w:i w:val="0"/>
-                <w:color w:val="64748B"/>
-                <w:sz w:val="14"/>
-              </w:rPr>
-              <w:t>Éducation</w:t>
-            </w:r>
-          </w:p>
-        </w:tc>
-        <w:tc>
-          <w:tcPr>
-            <w:tcW w:type="dxa" w:w="1531"/>
-          </w:tcPr>
-          <w:p>
-            <w:r>
-              <w:rPr>
-                <w:b/>
-                <w:i w:val="0"/>
-                <w:color w:val="16A34A"/>
-                <w:sz w:val="16"/>
-              </w:rPr>
-              <w:t>s01q63, s00q04, s02q25, s01q00b, s02q17_2, s02q15_2</w:t>
-            </w:r>
-          </w:p>
-        </w:tc>
-        <w:tc>
-          <w:tcPr>
-            <w:tcW w:type="dxa" w:w="1191"/>
-          </w:tcPr>
-          <w:p>
-            <w:r>
-              <w:rPr>
-                <w:b w:val="0"/>
-                <w:i w:val="0"/>
-                <w:color w:val="64748B"/>
-                <w:sz w:val="16"/>
-              </w:rPr>
-              <w:t>GT-CQ</w:t>
-            </w:r>
-          </w:p>
-        </w:tc>
-        <w:tc>
-          <w:tcPr>
-            <w:tcW w:type="dxa" w:w="4706"/>
-          </w:tcPr>
-          <w:p>
-            <w:r>
-              <w:rPr>
-                <w:b w:val="0"/>
-                <w:i w:val="0"/>
-                <w:sz w:val="17"/>
-              </w:rPr>
-              <w:t>Dans les milieux urbains c'est peu probable de voir une école dont les élèves ou étudiants ne dépensent pas en frais d'uniformes, prière de verifier pour ASTOU DIALLO qui fréquente 1ére année de Primaire et corriger ou confirmer avec le QG.</w:t>
             </w:r>
           </w:p>
         </w:tc>
